--- a/All Docs/Step by step ERP.docx
+++ b/All Docs/Step by step ERP.docx
@@ -74,13 +74,8 @@
       </w:r>
       <w:proofErr w:type="spellEnd"/>
       <w:r>
-        <w:t xml:space="preserve"> for </w:t>
-      </w:r>
-      <w:proofErr w:type="gramStart"/>
-      <w:r>
-        <w:t>me ?</w:t>
-      </w:r>
-      <w:proofErr w:type="gramEnd"/>
+        <w:t xml:space="preserve"> for me ?</w:t>
+      </w:r>
     </w:p>
     <w:p/>
     <w:p>
@@ -211,13 +206,8 @@
         <w:t>❌</w:t>
       </w:r>
       <w:r>
-        <w:t xml:space="preserve"> Bad:  </w:t>
-      </w:r>
-      <w:proofErr w:type="gramStart"/>
-      <w:r>
-        <w:t>utils.py,  comp1.jsx,  misc.js</w:t>
-      </w:r>
-      <w:proofErr w:type="gramEnd"/>
+        <w:t xml:space="preserve"> Bad:  utils.py,  comp1.jsx,  misc.js</w:t>
+      </w:r>
     </w:p>
     <w:p>
       <w:r>
@@ -286,23 +276,7 @@
           <w:b/>
           <w:bCs/>
         </w:rPr>
-        <w:t xml:space="preserve">3. Folder names tell you exactly </w:t>
-      </w:r>
-      <w:proofErr w:type="gramStart"/>
-      <w:r>
-        <w:rPr>
-          <w:b/>
-          <w:bCs/>
-        </w:rPr>
-        <w:t>what's</w:t>
-      </w:r>
-      <w:proofErr w:type="gramEnd"/>
-      <w:r>
-        <w:rPr>
-          <w:b/>
-          <w:bCs/>
-        </w:rPr>
-        <w:t xml:space="preserve"> inside</w:t>
+        <w:t>3. Folder names tell you exactly what's inside</w:t>
       </w:r>
     </w:p>
     <w:p>
@@ -1311,15 +1285,7 @@
     </w:p>
     <w:p>
       <w:r>
-        <w:t>└─</w:t>
-      </w:r>
-      <w:proofErr w:type="gramStart"/>
-      <w:r>
-        <w:t>─ .env</w:t>
-      </w:r>
-      <w:proofErr w:type="gramEnd"/>
-      <w:r>
-        <w:t xml:space="preserve">                        ← Configuration (passwords, settings)</w:t>
+        <w:t>└── .env                        ← Configuration (passwords, settings)</w:t>
       </w:r>
     </w:p>
     <w:p>
@@ -2020,21 +1986,8 @@
       </w:r>
       <w:proofErr w:type="spellEnd"/>
       <w:r>
-        <w:t xml:space="preserve"> do </w:t>
-      </w:r>
-      <w:proofErr w:type="gramStart"/>
-      <w:r>
-        <w:t>is ?</w:t>
-      </w:r>
-      <w:proofErr w:type="gramEnd"/>
-      <w:r>
-        <w:t xml:space="preserve"> technical or </w:t>
-      </w:r>
-      <w:proofErr w:type="gramStart"/>
-      <w:r>
-        <w:t>medical ?</w:t>
-      </w:r>
-      <w:proofErr w:type="gramEnd"/>
+        <w:t xml:space="preserve"> do is ? technical or medical ?</w:t>
+      </w:r>
     </w:p>
     <w:p/>
     <w:p>
@@ -2053,13 +2006,8 @@
       </w:r>
     </w:p>
     <w:p>
-      <w:proofErr w:type="gramStart"/>
-      <w:r>
-        <w:t>Here's</w:t>
-      </w:r>
-      <w:proofErr w:type="gramEnd"/>
-      <w:r>
-        <w:t xml:space="preserve"> why:</w:t>
+      <w:r>
+        <w:t>Here's why:</w:t>
       </w:r>
     </w:p>
     <w:tbl>
@@ -2921,13 +2869,8 @@
       </w:r>
       <w:proofErr w:type="spellEnd"/>
       <w:r>
-        <w:t xml:space="preserve"> for </w:t>
-      </w:r>
-      <w:proofErr w:type="gramStart"/>
-      <w:r>
-        <w:t>me ?</w:t>
-      </w:r>
-      <w:proofErr w:type="gramEnd"/>
+        <w:t xml:space="preserve"> for me ?</w:t>
+      </w:r>
     </w:p>
     <w:p>
       <w:r>
@@ -3063,13 +3006,8 @@
         <w:t>❌</w:t>
       </w:r>
       <w:r>
-        <w:t xml:space="preserve"> Bad:  </w:t>
-      </w:r>
-      <w:proofErr w:type="gramStart"/>
-      <w:r>
-        <w:t>utils.py,  comp1.jsx,  misc.js</w:t>
-      </w:r>
-      <w:proofErr w:type="gramEnd"/>
+        <w:t xml:space="preserve"> Bad:  utils.py,  comp1.jsx,  misc.js</w:t>
+      </w:r>
     </w:p>
     <w:p>
       <w:r>
@@ -3138,23 +3076,7 @@
           <w:b/>
           <w:bCs/>
         </w:rPr>
-        <w:t xml:space="preserve">3. Folder names tell you exactly </w:t>
-      </w:r>
-      <w:proofErr w:type="gramStart"/>
-      <w:r>
-        <w:rPr>
-          <w:b/>
-          <w:bCs/>
-        </w:rPr>
-        <w:t>what's</w:t>
-      </w:r>
-      <w:proofErr w:type="gramEnd"/>
-      <w:r>
-        <w:rPr>
-          <w:b/>
-          <w:bCs/>
-        </w:rPr>
-        <w:t xml:space="preserve"> inside</w:t>
+        <w:t>3. Folder names tell you exactly what's inside</w:t>
       </w:r>
     </w:p>
     <w:p>
@@ -4163,15 +4085,7 @@
     </w:p>
     <w:p>
       <w:r>
-        <w:t>└─</w:t>
-      </w:r>
-      <w:proofErr w:type="gramStart"/>
-      <w:r>
-        <w:t>─ .env</w:t>
-      </w:r>
-      <w:proofErr w:type="gramEnd"/>
-      <w:r>
-        <w:t xml:space="preserve">                        ← Configuration (passwords, settings)</w:t>
+        <w:t>└── .env                        ← Configuration (passwords, settings)</w:t>
       </w:r>
     </w:p>
     <w:p>
@@ -5803,23 +5717,7 @@
           <w:b/>
           <w:bCs/>
         </w:rPr>
-        <w:t xml:space="preserve">After </w:t>
-      </w:r>
-      <w:proofErr w:type="gramStart"/>
-      <w:r>
-        <w:rPr>
-          <w:b/>
-          <w:bCs/>
-        </w:rPr>
-        <w:t>All</w:t>
-      </w:r>
-      <w:proofErr w:type="gramEnd"/>
-      <w:r>
-        <w:rPr>
-          <w:b/>
-          <w:bCs/>
-        </w:rPr>
-        <w:t xml:space="preserve"> Installed — Final Test</w:t>
+        <w:t>After All Installed — Final Test</w:t>
       </w:r>
     </w:p>
     <w:p>
@@ -6597,15 +6495,7 @@
       </w:pPr>
       <w:r>
         <w:lastRenderedPageBreak/>
-        <w:t xml:space="preserve">Q4 – </w:t>
-      </w:r>
-      <w:proofErr w:type="gramStart"/>
-      <w:r>
-        <w:t>Error  -</w:t>
-      </w:r>
-      <w:proofErr w:type="gramEnd"/>
-      <w:r>
-        <w:t xml:space="preserve"> </w:t>
+        <w:t xml:space="preserve">Q4 – Error  - </w:t>
       </w:r>
       <w:r>
         <w:t>PS C:\Users\Sasi Kumar R\Desktop\</w:t>
@@ -6627,17 +6517,12 @@
         <w:t xml:space="preserve"> backend frontend </w:t>
       </w:r>
       <w:proofErr w:type="spellStart"/>
-      <w:proofErr w:type="gramStart"/>
       <w:r>
         <w:t>mkdir</w:t>
       </w:r>
       <w:proofErr w:type="spellEnd"/>
       <w:r>
-        <w:t xml:space="preserve"> :</w:t>
-      </w:r>
-      <w:proofErr w:type="gramEnd"/>
-      <w:r>
-        <w:t xml:space="preserve"> A positional parameter cannot be found that accepts argument 'frontend'. At line:1 char:1 + </w:t>
+        <w:t xml:space="preserve"> : A positional parameter cannot be found that accepts argument 'frontend'. At line:1 char:1 + </w:t>
       </w:r>
       <w:proofErr w:type="spellStart"/>
       <w:r>
@@ -6645,15 +6530,7 @@
       </w:r>
       <w:proofErr w:type="spellEnd"/>
       <w:r>
-        <w:t xml:space="preserve"> backend frontend + ~~~~~~~~~~~~~~~~~~~~~~ + </w:t>
-      </w:r>
-      <w:proofErr w:type="gramStart"/>
-      <w:r>
-        <w:t>CategoryInfo :</w:t>
-      </w:r>
-      <w:proofErr w:type="gramEnd"/>
-      <w:r>
-        <w:t xml:space="preserve"> </w:t>
+        <w:t xml:space="preserve"> backend frontend + ~~~~~~~~~~~~~~~~~~~~~~ + CategoryInfo : </w:t>
       </w:r>
       <w:proofErr w:type="spellStart"/>
       <w:r>
@@ -6680,25 +6557,18 @@
         <w:t xml:space="preserve"> + </w:t>
       </w:r>
       <w:proofErr w:type="spellStart"/>
-      <w:proofErr w:type="gramStart"/>
       <w:r>
         <w:t>FullyQualifiedErrorId</w:t>
       </w:r>
       <w:proofErr w:type="spellEnd"/>
       <w:r>
-        <w:t xml:space="preserve"> :</w:t>
-      </w:r>
-      <w:proofErr w:type="gramEnd"/>
-      <w:r>
-        <w:t xml:space="preserve"> </w:t>
+        <w:t xml:space="preserve"> : </w:t>
       </w:r>
       <w:proofErr w:type="spellStart"/>
-      <w:proofErr w:type="gramStart"/>
       <w:r>
         <w:t>PositionalParameterNotFound,mkdir</w:t>
       </w:r>
       <w:proofErr w:type="spellEnd"/>
-      <w:proofErr w:type="gramEnd"/>
       <w:r>
         <w:t xml:space="preserve"> PS C:\Users\Sasi Kumar R\Desktop\</w:t>
       </w:r>
@@ -6723,15 +6593,7 @@
       </w:r>
       <w:proofErr w:type="spellEnd"/>
       <w:r>
-        <w:t xml:space="preserve"> backend frontend + ~~~~~~~~~~~~~~~~~~~~~~ + </w:t>
-      </w:r>
-      <w:proofErr w:type="gramStart"/>
-      <w:r>
-        <w:t>CategoryInfo :</w:t>
-      </w:r>
-      <w:proofErr w:type="gramEnd"/>
-      <w:r>
-        <w:t xml:space="preserve"> </w:t>
+        <w:t xml:space="preserve"> backend frontend + ~~~~~~~~~~~~~~~~~~~~~~ + CategoryInfo : </w:t>
       </w:r>
       <w:proofErr w:type="spellStart"/>
       <w:r>
@@ -6758,25 +6620,18 @@
         <w:t xml:space="preserve"> + </w:t>
       </w:r>
       <w:proofErr w:type="spellStart"/>
-      <w:proofErr w:type="gramStart"/>
       <w:r>
         <w:t>FullyQualifiedErrorId</w:t>
       </w:r>
       <w:proofErr w:type="spellEnd"/>
       <w:r>
-        <w:t xml:space="preserve"> :</w:t>
-      </w:r>
-      <w:proofErr w:type="gramEnd"/>
-      <w:r>
-        <w:t xml:space="preserve"> </w:t>
+        <w:t xml:space="preserve"> : </w:t>
       </w:r>
       <w:proofErr w:type="spellStart"/>
-      <w:proofErr w:type="gramStart"/>
       <w:r>
         <w:t>PositionalParameterNotFound,mkdir</w:t>
       </w:r>
       <w:proofErr w:type="spellEnd"/>
-      <w:proofErr w:type="gramEnd"/>
       <w:r>
         <w:t xml:space="preserve"> PS C:\Users\Sasi Kumar R\Desktop\</w:t>
       </w:r>
@@ -6790,13 +6645,8 @@
       </w:r>
     </w:p>
     <w:p>
-      <w:proofErr w:type="gramStart"/>
-      <w:r>
-        <w:t>That's</w:t>
-      </w:r>
-      <w:proofErr w:type="gramEnd"/>
-      <w:r>
-        <w:t xml:space="preserve"> because VS Code opened a </w:t>
+      <w:r>
+        <w:t xml:space="preserve">That's because VS Code opened a </w:t>
       </w:r>
       <w:r>
         <w:rPr>
@@ -6942,15 +6792,7 @@
     </w:p>
     <w:p>
       <w:r>
-        <w:t xml:space="preserve">Now </w:t>
-      </w:r>
-      <w:proofErr w:type="gramStart"/>
-      <w:r>
-        <w:t>let's</w:t>
-      </w:r>
-      <w:proofErr w:type="gramEnd"/>
-      <w:r>
-        <w:t xml:space="preserve"> set up the Django backend. Run this:</w:t>
+        <w:t>Now let's set up the Django backend. Run this:</w:t>
       </w:r>
     </w:p>
     <w:p>
@@ -7250,15 +7092,7 @@
         <w:pStyle w:val="Heading2"/>
       </w:pPr>
       <w:r>
-        <w:t xml:space="preserve">[notice] </w:t>
-      </w:r>
-      <w:proofErr w:type="gramStart"/>
-      <w:r>
-        <w:t>To</w:t>
-      </w:r>
-      <w:proofErr w:type="gramEnd"/>
-      <w:r>
-        <w:t xml:space="preserve"> update, run: python.exe -m pip install --upgrade pip</w:t>
+        <w:t>[notice] To update, run: python.exe -m pip install --upgrade pip</w:t>
       </w:r>
     </w:p>
     <w:p>
@@ -7311,13 +7145,8 @@
       </w:r>
       <w:proofErr w:type="spellEnd"/>
       <w:r>
-        <w:t xml:space="preserve"> </w:t>
-      </w:r>
-      <w:proofErr w:type="gramStart"/>
-      <w:r>
-        <w:t>core .</w:t>
-      </w:r>
-      <w:proofErr w:type="gramEnd"/>
+        <w:t xml:space="preserve"> core .</w:t>
+      </w:r>
     </w:p>
     <w:p>
       <w:r>
@@ -7363,13 +7192,8 @@
       </w:r>
       <w:proofErr w:type="spellEnd"/>
       <w:r>
-        <w:t xml:space="preserve"> </w:t>
-      </w:r>
-      <w:proofErr w:type="gramStart"/>
-      <w:r>
-        <w:t>core .</w:t>
-      </w:r>
-      <w:proofErr w:type="gramEnd"/>
+        <w:t xml:space="preserve"> core .</w:t>
+      </w:r>
     </w:p>
     <w:p>
       <w:pPr>
@@ -8157,23 +7981,7 @@
     </w:p>
     <w:p>
       <w:r>
-        <w:t xml:space="preserve">Now </w:t>
-      </w:r>
-      <w:proofErr w:type="gramStart"/>
-      <w:r>
-        <w:t>let's</w:t>
-      </w:r>
-      <w:proofErr w:type="gramEnd"/>
-      <w:r>
-        <w:t xml:space="preserve"> configure the main settings file. </w:t>
-      </w:r>
-      <w:proofErr w:type="gramStart"/>
-      <w:r>
-        <w:t>I'll</w:t>
-      </w:r>
-      <w:proofErr w:type="gramEnd"/>
-      <w:r>
-        <w:t xml:space="preserve"> write it now:</w:t>
+        <w:t>Now let's configure the main settings file. I'll write it now:</w:t>
       </w:r>
     </w:p>
     <w:p>
@@ -8322,19 +8130,11 @@
     <w:p>
       <w:proofErr w:type="spellStart"/>
       <w:r>
-        <w:t>load_</w:t>
-      </w:r>
-      <w:proofErr w:type="gramStart"/>
-      <w:r>
-        <w:t>dotenv</w:t>
+        <w:t>load_dotenv</w:t>
       </w:r>
       <w:proofErr w:type="spellEnd"/>
       <w:r>
-        <w:t>(</w:t>
-      </w:r>
-      <w:proofErr w:type="gramEnd"/>
-      <w:r>
-        <w:t>)</w:t>
+        <w:t>()</w:t>
       </w:r>
     </w:p>
     <w:p/>
@@ -8345,27 +8145,11 @@
     </w:p>
     <w:p>
       <w:r>
-        <w:t>BASE_DIR = Path(__file__</w:t>
-      </w:r>
-      <w:proofErr w:type="gramStart"/>
-      <w:r>
-        <w:t>).resolve</w:t>
-      </w:r>
-      <w:proofErr w:type="gramEnd"/>
-      <w:r>
-        <w:t>(</w:t>
-      </w:r>
-      <w:proofErr w:type="gramStart"/>
-      <w:r>
-        <w:t>).</w:t>
+        <w:t>BASE_DIR = Path(__file__).resolve().</w:t>
       </w:r>
       <w:proofErr w:type="spellStart"/>
       <w:r>
-        <w:t>parent</w:t>
-      </w:r>
-      <w:proofErr w:type="gramEnd"/>
-      <w:r>
-        <w:t>.parent</w:t>
+        <w:t>parent.parent</w:t>
       </w:r>
       <w:proofErr w:type="spellEnd"/>
     </w:p>
@@ -8380,12 +8164,10 @@
         <w:t xml:space="preserve">SECRET_KEY = </w:t>
       </w:r>
       <w:proofErr w:type="spellStart"/>
-      <w:proofErr w:type="gramStart"/>
       <w:r>
         <w:t>os.getenv</w:t>
       </w:r>
       <w:proofErr w:type="spellEnd"/>
-      <w:proofErr w:type="gramEnd"/>
       <w:r>
         <w:t>('SECRET_KEY', 'change-this-in-production')</w:t>
       </w:r>
@@ -8401,12 +8183,10 @@
         <w:t xml:space="preserve">DEBUG = </w:t>
       </w:r>
       <w:proofErr w:type="spellStart"/>
-      <w:proofErr w:type="gramStart"/>
       <w:r>
         <w:t>os.getenv</w:t>
       </w:r>
       <w:proofErr w:type="spellEnd"/>
-      <w:proofErr w:type="gramEnd"/>
       <w:r>
         <w:t>('DEBUG', 'True') == 'True'</w:t>
       </w:r>
@@ -8423,22 +8203,12 @@
         <w:t xml:space="preserve">ALLOWED_HOSTS = </w:t>
       </w:r>
       <w:proofErr w:type="spellStart"/>
-      <w:proofErr w:type="gramStart"/>
       <w:r>
         <w:t>os.getenv</w:t>
       </w:r>
       <w:proofErr w:type="spellEnd"/>
-      <w:proofErr w:type="gramEnd"/>
-      <w:r>
-        <w:t>('ALLOWED_HOSTS', 'localhost,127.0.0.1'</w:t>
-      </w:r>
-      <w:proofErr w:type="gramStart"/>
-      <w:r>
-        <w:t>).split</w:t>
-      </w:r>
-      <w:proofErr w:type="gramEnd"/>
-      <w:r>
-        <w:t>(',')</w:t>
+      <w:r>
+        <w:t>('ALLOWED_HOSTS', 'localhost,127.0.0.1').split(',')</w:t>
       </w:r>
     </w:p>
     <w:p/>
@@ -8478,13 +8248,8 @@
         <w:t xml:space="preserve">    '</w:t>
       </w:r>
       <w:proofErr w:type="spellStart"/>
-      <w:proofErr w:type="gramStart"/>
-      <w:r>
-        <w:t>django.contrib</w:t>
-      </w:r>
-      <w:proofErr w:type="gramEnd"/>
-      <w:r>
-        <w:t>.admin</w:t>
+      <w:r>
+        <w:t>django.contrib.admin</w:t>
       </w:r>
       <w:proofErr w:type="spellEnd"/>
       <w:r>
@@ -8496,13 +8261,8 @@
         <w:t xml:space="preserve">    '</w:t>
       </w:r>
       <w:proofErr w:type="spellStart"/>
-      <w:proofErr w:type="gramStart"/>
-      <w:r>
-        <w:t>django.contrib</w:t>
-      </w:r>
-      <w:proofErr w:type="gramEnd"/>
-      <w:r>
-        <w:t>.auth</w:t>
+      <w:r>
+        <w:t>django.contrib.auth</w:t>
       </w:r>
       <w:proofErr w:type="spellEnd"/>
       <w:r>
@@ -8514,13 +8274,8 @@
         <w:t xml:space="preserve">    '</w:t>
       </w:r>
       <w:proofErr w:type="spellStart"/>
-      <w:proofErr w:type="gramStart"/>
-      <w:r>
-        <w:t>django.contrib</w:t>
-      </w:r>
-      <w:proofErr w:type="gramEnd"/>
-      <w:r>
-        <w:t>.contenttypes</w:t>
+      <w:r>
+        <w:t>django.contrib.contenttypes</w:t>
       </w:r>
       <w:proofErr w:type="spellEnd"/>
       <w:r>
@@ -8532,13 +8287,8 @@
         <w:t xml:space="preserve">    '</w:t>
       </w:r>
       <w:proofErr w:type="spellStart"/>
-      <w:proofErr w:type="gramStart"/>
-      <w:r>
-        <w:t>django.contrib</w:t>
-      </w:r>
-      <w:proofErr w:type="gramEnd"/>
-      <w:r>
-        <w:t>.sessions</w:t>
+      <w:r>
+        <w:t>django.contrib.sessions</w:t>
       </w:r>
       <w:proofErr w:type="spellEnd"/>
       <w:r>
@@ -8550,13 +8300,8 @@
         <w:t xml:space="preserve">    '</w:t>
       </w:r>
       <w:proofErr w:type="spellStart"/>
-      <w:proofErr w:type="gramStart"/>
-      <w:r>
-        <w:t>django.contrib</w:t>
-      </w:r>
-      <w:proofErr w:type="gramEnd"/>
-      <w:r>
-        <w:t>.messages</w:t>
+      <w:r>
+        <w:t>django.contrib.messages</w:t>
       </w:r>
       <w:proofErr w:type="spellEnd"/>
       <w:r>
@@ -8568,13 +8313,8 @@
         <w:t xml:space="preserve">    '</w:t>
       </w:r>
       <w:proofErr w:type="spellStart"/>
-      <w:proofErr w:type="gramStart"/>
-      <w:r>
-        <w:t>django.contrib</w:t>
-      </w:r>
-      <w:proofErr w:type="gramEnd"/>
-      <w:r>
-        <w:t>.staticfiles</w:t>
+      <w:r>
+        <w:t>django.contrib.staticfiles</w:t>
       </w:r>
       <w:proofErr w:type="spellEnd"/>
       <w:r>
@@ -8592,22 +8332,12 @@
         <w:t xml:space="preserve">    '</w:t>
       </w:r>
       <w:proofErr w:type="spellStart"/>
-      <w:proofErr w:type="gramStart"/>
-      <w:r>
-        <w:t>rest</w:t>
-      </w:r>
-      <w:proofErr w:type="gramEnd"/>
-      <w:r>
-        <w:t>_framework</w:t>
+      <w:r>
+        <w:t>rest_framework</w:t>
       </w:r>
       <w:proofErr w:type="spellEnd"/>
-      <w:proofErr w:type="gramStart"/>
-      <w:r>
-        <w:t xml:space="preserve">',   </w:t>
-      </w:r>
-      <w:proofErr w:type="gramEnd"/>
-      <w:r>
-        <w:t xml:space="preserve">     # Django REST Framework - for building APIs</w:t>
+      <w:r>
+        <w:t>',        # Django REST Framework - for building APIs</w:t>
       </w:r>
     </w:p>
     <w:p>
@@ -8619,13 +8349,8 @@
         <w:t>corsheaders</w:t>
       </w:r>
       <w:proofErr w:type="spellEnd"/>
-      <w:proofErr w:type="gramStart"/>
-      <w:r>
-        <w:t xml:space="preserve">',   </w:t>
-      </w:r>
-      <w:proofErr w:type="gramEnd"/>
-      <w:r>
-        <w:t xml:space="preserve">        # CORS - allows React frontend to talk to Django</w:t>
+      <w:r>
+        <w:t>',           # CORS - allows React frontend to talk to Django</w:t>
       </w:r>
     </w:p>
     <w:p/>
@@ -8636,15 +8361,7 @@
     </w:p>
     <w:p>
       <w:r>
-        <w:t xml:space="preserve">    'authentication</w:t>
-      </w:r>
-      <w:proofErr w:type="gramStart"/>
-      <w:r>
-        <w:t xml:space="preserve">',   </w:t>
-      </w:r>
-      <w:proofErr w:type="gramEnd"/>
-      <w:r>
-        <w:t xml:space="preserve">     # User login, roles, permissions</w:t>
+        <w:t xml:space="preserve">    'authentication',        # User login, roles, permissions</w:t>
       </w:r>
     </w:p>
     <w:p>
@@ -8652,74 +8369,32 @@
         <w:t xml:space="preserve">    '</w:t>
       </w:r>
       <w:proofErr w:type="spellStart"/>
-      <w:proofErr w:type="gramStart"/>
-      <w:r>
-        <w:t>master</w:t>
-      </w:r>
-      <w:proofErr w:type="gramEnd"/>
-      <w:r>
-        <w:t>_data</w:t>
+      <w:r>
+        <w:t>master_data</w:t>
       </w:r>
       <w:proofErr w:type="spellEnd"/>
-      <w:proofErr w:type="gramStart"/>
-      <w:r>
-        <w:t xml:space="preserve">',   </w:t>
-      </w:r>
-      <w:proofErr w:type="gramEnd"/>
-      <w:r>
-        <w:t xml:space="preserve">        # Items, suppliers, customers, employees master</w:t>
-      </w:r>
-    </w:p>
-    <w:p>
-      <w:r>
-        <w:t xml:space="preserve">    'inventory</w:t>
-      </w:r>
-      <w:proofErr w:type="gramStart"/>
-      <w:r>
-        <w:t xml:space="preserve">',   </w:t>
-      </w:r>
-      <w:proofErr w:type="gramEnd"/>
-      <w:r>
-        <w:t xml:space="preserve">          # Stock management, warehouse, movements</w:t>
-      </w:r>
-    </w:p>
-    <w:p>
-      <w:r>
-        <w:t xml:space="preserve">    'purchasing</w:t>
-      </w:r>
-      <w:proofErr w:type="gramStart"/>
-      <w:r>
-        <w:t xml:space="preserve">',   </w:t>
-      </w:r>
-      <w:proofErr w:type="gramEnd"/>
-      <w:r>
-        <w:t xml:space="preserve">         # Purchase orders, GRN, supplier payments</w:t>
-      </w:r>
-    </w:p>
-    <w:p>
-      <w:r>
-        <w:t xml:space="preserve">    'sales</w:t>
-      </w:r>
-      <w:proofErr w:type="gramStart"/>
-      <w:r>
-        <w:t xml:space="preserve">',   </w:t>
-      </w:r>
-      <w:proofErr w:type="gramEnd"/>
-      <w:r>
-        <w:t xml:space="preserve">              # Sales orders, invoices, customer payments</w:t>
-      </w:r>
-    </w:p>
-    <w:p>
-      <w:r>
-        <w:t xml:space="preserve">    'finance</w:t>
-      </w:r>
-      <w:proofErr w:type="gramStart"/>
-      <w:r>
-        <w:t xml:space="preserve">',   </w:t>
-      </w:r>
-      <w:proofErr w:type="gramEnd"/>
-      <w:r>
-        <w:t xml:space="preserve">            # Accounts, journal entries, ledger, reports</w:t>
+      <w:r>
+        <w:t>',           # Items, suppliers, customers, employees master</w:t>
+      </w:r>
+    </w:p>
+    <w:p>
+      <w:r>
+        <w:t xml:space="preserve">    'inventory',             # Stock management, warehouse, movements</w:t>
+      </w:r>
+    </w:p>
+    <w:p>
+      <w:r>
+        <w:t xml:space="preserve">    'purchasing',            # Purchase orders, GRN, supplier payments</w:t>
+      </w:r>
+    </w:p>
+    <w:p>
+      <w:r>
+        <w:t xml:space="preserve">    'sales',                 # Sales orders, invoices, customer payments</w:t>
+      </w:r>
+    </w:p>
+    <w:p>
+      <w:r>
+        <w:t xml:space="preserve">    'finance',               # Accounts, journal entries, ledger, reports</w:t>
       </w:r>
     </w:p>
     <w:p>
@@ -8728,35 +8403,17 @@
         <w:t xml:space="preserve">    '</w:t>
       </w:r>
       <w:proofErr w:type="spellStart"/>
-      <w:proofErr w:type="gramStart"/>
-      <w:r>
-        <w:t>hr</w:t>
-      </w:r>
-      <w:proofErr w:type="gramEnd"/>
-      <w:r>
-        <w:t>_payroll</w:t>
+      <w:r>
+        <w:t>hr_payroll</w:t>
       </w:r>
       <w:proofErr w:type="spellEnd"/>
-      <w:proofErr w:type="gramStart"/>
-      <w:r>
-        <w:t xml:space="preserve">',   </w:t>
-      </w:r>
-      <w:proofErr w:type="gramEnd"/>
-      <w:r>
-        <w:t xml:space="preserve">         # Employee management, attendance, salary</w:t>
-      </w:r>
-    </w:p>
-    <w:p>
-      <w:r>
-        <w:t xml:space="preserve">    'production</w:t>
-      </w:r>
-      <w:proofErr w:type="gramStart"/>
-      <w:r>
-        <w:t xml:space="preserve">',   </w:t>
-      </w:r>
-      <w:proofErr w:type="gramEnd"/>
-      <w:r>
-        <w:t xml:space="preserve">         # Work orders, BOM, batch tracking</w:t>
+      <w:r>
+        <w:t>',            # Employee management, attendance, salary</w:t>
+      </w:r>
+    </w:p>
+    <w:p>
+      <w:r>
+        <w:t xml:space="preserve">    'production',            # Work orders, BOM, batch tracking</w:t>
       </w:r>
     </w:p>
     <w:p>
@@ -8764,22 +8421,12 @@
         <w:t xml:space="preserve">    '</w:t>
       </w:r>
       <w:proofErr w:type="spellStart"/>
-      <w:proofErr w:type="gramStart"/>
-      <w:r>
-        <w:t>technical</w:t>
-      </w:r>
-      <w:proofErr w:type="gramEnd"/>
-      <w:r>
-        <w:t>_textile</w:t>
+      <w:r>
+        <w:t>technical_textile</w:t>
       </w:r>
       <w:proofErr w:type="spellEnd"/>
-      <w:proofErr w:type="gramStart"/>
-      <w:r>
-        <w:t xml:space="preserve">',   </w:t>
-      </w:r>
-      <w:proofErr w:type="gramEnd"/>
-      <w:r>
-        <w:t xml:space="preserve">  # Technical textile specific features</w:t>
+      <w:r>
+        <w:t>',     # Technical textile specific features</w:t>
       </w:r>
     </w:p>
     <w:p>
@@ -8787,48 +8434,22 @@
         <w:t xml:space="preserve">    '</w:t>
       </w:r>
       <w:proofErr w:type="spellStart"/>
-      <w:proofErr w:type="gramStart"/>
-      <w:r>
-        <w:t>medical</w:t>
-      </w:r>
-      <w:proofErr w:type="gramEnd"/>
-      <w:r>
-        <w:t>_textile</w:t>
+      <w:r>
+        <w:t>medical_textile</w:t>
       </w:r>
       <w:proofErr w:type="spellEnd"/>
-      <w:proofErr w:type="gramStart"/>
-      <w:r>
-        <w:t xml:space="preserve">',   </w:t>
-      </w:r>
-      <w:proofErr w:type="gramEnd"/>
-      <w:r>
-        <w:t xml:space="preserve">    # Medical textile specific features</w:t>
-      </w:r>
-    </w:p>
-    <w:p>
-      <w:r>
-        <w:t xml:space="preserve">    'dashboard</w:t>
-      </w:r>
-      <w:proofErr w:type="gramStart"/>
-      <w:r>
-        <w:t xml:space="preserve">',   </w:t>
-      </w:r>
-      <w:proofErr w:type="gramEnd"/>
-      <w:r>
-        <w:t xml:space="preserve">          # KPIs, charts, production predictions</w:t>
-      </w:r>
-    </w:p>
-    <w:p>
-      <w:r>
-        <w:t xml:space="preserve">    'reports</w:t>
-      </w:r>
-      <w:proofErr w:type="gramStart"/>
-      <w:r>
-        <w:t xml:space="preserve">',   </w:t>
-      </w:r>
-      <w:proofErr w:type="gramEnd"/>
-      <w:r>
-        <w:t xml:space="preserve">            # Report generation (PDF, Excel)</w:t>
+      <w:r>
+        <w:t>',       # Medical textile specific features</w:t>
+      </w:r>
+    </w:p>
+    <w:p>
+      <w:r>
+        <w:t xml:space="preserve">    'dashboard',             # KPIs, charts, production predictions</w:t>
+      </w:r>
+    </w:p>
+    <w:p>
+      <w:r>
+        <w:t xml:space="preserve">    'reports',               # Report generation (PDF, Excel)</w:t>
       </w:r>
     </w:p>
     <w:p>
@@ -8868,20 +8489,10 @@
         <w:t xml:space="preserve">    '</w:t>
       </w:r>
       <w:proofErr w:type="spellStart"/>
-      <w:proofErr w:type="gramStart"/>
-      <w:r>
-        <w:t>django.middleware</w:t>
-      </w:r>
-      <w:proofErr w:type="gramEnd"/>
-      <w:r>
-        <w:t>.</w:t>
-      </w:r>
-      <w:proofErr w:type="gramStart"/>
-      <w:r>
-        <w:t>security.SecurityMiddleware</w:t>
+      <w:r>
+        <w:t>django.middleware.security.SecurityMiddleware</w:t>
       </w:r>
       <w:proofErr w:type="spellEnd"/>
-      <w:proofErr w:type="gramEnd"/>
       <w:r>
         <w:t>',</w:t>
       </w:r>
@@ -8891,21 +8502,8 @@
         <w:t xml:space="preserve">    '</w:t>
       </w:r>
       <w:proofErr w:type="spellStart"/>
-      <w:proofErr w:type="gramStart"/>
-      <w:r>
-        <w:t>django.contrib</w:t>
-      </w:r>
-      <w:proofErr w:type="gramEnd"/>
-      <w:r>
-        <w:t>.</w:t>
-      </w:r>
-      <w:proofErr w:type="gramStart"/>
-      <w:r>
-        <w:t>sessions.middleware</w:t>
-      </w:r>
-      <w:proofErr w:type="gramEnd"/>
-      <w:r>
-        <w:t>.SessionMiddleware</w:t>
+      <w:r>
+        <w:t>django.contrib.sessions.middleware.SessionMiddleware</w:t>
       </w:r>
       <w:proofErr w:type="spellEnd"/>
       <w:r>
@@ -8917,22 +8515,12 @@
         <w:t xml:space="preserve">    '</w:t>
       </w:r>
       <w:proofErr w:type="spellStart"/>
-      <w:proofErr w:type="gramStart"/>
-      <w:r>
-        <w:t>corsheaders.middleware</w:t>
-      </w:r>
-      <w:proofErr w:type="gramEnd"/>
-      <w:r>
-        <w:t>.CorsMiddleware</w:t>
+      <w:r>
+        <w:t>corsheaders.middleware.CorsMiddleware</w:t>
       </w:r>
       <w:proofErr w:type="spellEnd"/>
-      <w:proofErr w:type="gramStart"/>
-      <w:r>
-        <w:t xml:space="preserve">',   </w:t>
-      </w:r>
-      <w:proofErr w:type="gramEnd"/>
-      <w:r>
-        <w:t xml:space="preserve">        # CORS must be before </w:t>
+      <w:r>
+        <w:t xml:space="preserve">',           # CORS must be before </w:t>
       </w:r>
       <w:proofErr w:type="spellStart"/>
       <w:r>
@@ -8945,20 +8533,10 @@
         <w:t xml:space="preserve">    '</w:t>
       </w:r>
       <w:proofErr w:type="spellStart"/>
-      <w:proofErr w:type="gramStart"/>
-      <w:r>
-        <w:t>django.middleware</w:t>
-      </w:r>
-      <w:proofErr w:type="gramEnd"/>
-      <w:r>
-        <w:t>.</w:t>
-      </w:r>
-      <w:proofErr w:type="gramStart"/>
-      <w:r>
-        <w:t>common.CommonMiddleware</w:t>
+      <w:r>
+        <w:t>django.middleware.common.CommonMiddleware</w:t>
       </w:r>
       <w:proofErr w:type="spellEnd"/>
-      <w:proofErr w:type="gramEnd"/>
       <w:r>
         <w:t>',</w:t>
       </w:r>
@@ -8968,20 +8546,10 @@
         <w:t xml:space="preserve">    '</w:t>
       </w:r>
       <w:proofErr w:type="spellStart"/>
-      <w:proofErr w:type="gramStart"/>
-      <w:r>
-        <w:t>django.middleware</w:t>
-      </w:r>
-      <w:proofErr w:type="gramEnd"/>
-      <w:r>
-        <w:t>.</w:t>
-      </w:r>
-      <w:proofErr w:type="gramStart"/>
-      <w:r>
-        <w:t>csrf.CsrfViewMiddleware</w:t>
+      <w:r>
+        <w:t>django.middleware.csrf.CsrfViewMiddleware</w:t>
       </w:r>
       <w:proofErr w:type="spellEnd"/>
-      <w:proofErr w:type="gramEnd"/>
       <w:r>
         <w:t>',</w:t>
       </w:r>
@@ -8991,21 +8559,8 @@
         <w:t xml:space="preserve">    '</w:t>
       </w:r>
       <w:proofErr w:type="spellStart"/>
-      <w:proofErr w:type="gramStart"/>
-      <w:r>
-        <w:t>django.contrib</w:t>
-      </w:r>
-      <w:proofErr w:type="gramEnd"/>
-      <w:r>
-        <w:t>.</w:t>
-      </w:r>
-      <w:proofErr w:type="gramStart"/>
-      <w:r>
-        <w:t>auth.middleware</w:t>
-      </w:r>
-      <w:proofErr w:type="gramEnd"/>
-      <w:r>
-        <w:t>.AuthenticationMiddleware</w:t>
+      <w:r>
+        <w:t>django.contrib.auth.middleware.AuthenticationMiddleware</w:t>
       </w:r>
       <w:proofErr w:type="spellEnd"/>
       <w:r>
@@ -9017,21 +8572,8 @@
         <w:t xml:space="preserve">    '</w:t>
       </w:r>
       <w:proofErr w:type="spellStart"/>
-      <w:proofErr w:type="gramStart"/>
-      <w:r>
-        <w:t>django.contrib</w:t>
-      </w:r>
-      <w:proofErr w:type="gramEnd"/>
-      <w:r>
-        <w:t>.</w:t>
-      </w:r>
-      <w:proofErr w:type="gramStart"/>
-      <w:r>
-        <w:t>messages.middleware</w:t>
-      </w:r>
-      <w:proofErr w:type="gramEnd"/>
-      <w:r>
-        <w:t>.MessageMiddleware</w:t>
+      <w:r>
+        <w:t>django.contrib.messages.middleware.MessageMiddleware</w:t>
       </w:r>
       <w:proofErr w:type="spellEnd"/>
       <w:r>
@@ -9043,20 +8585,10 @@
         <w:t xml:space="preserve">    '</w:t>
       </w:r>
       <w:proofErr w:type="spellStart"/>
-      <w:proofErr w:type="gramStart"/>
-      <w:r>
-        <w:t>django.middleware</w:t>
-      </w:r>
-      <w:proofErr w:type="gramEnd"/>
-      <w:r>
-        <w:t>.</w:t>
-      </w:r>
-      <w:proofErr w:type="gramStart"/>
-      <w:r>
-        <w:t>clickjacking.XFrameOptionsMiddleware</w:t>
+      <w:r>
+        <w:t>django.middleware.clickjacking.XFrameOptionsMiddleware</w:t>
       </w:r>
       <w:proofErr w:type="spellEnd"/>
-      <w:proofErr w:type="gramEnd"/>
       <w:r>
         <w:t>',</w:t>
       </w:r>
@@ -9072,12 +8604,10 @@
         <w:t>ROOT_URLCONF = '</w:t>
       </w:r>
       <w:proofErr w:type="spellStart"/>
-      <w:proofErr w:type="gramStart"/>
       <w:r>
         <w:t>core.urls</w:t>
       </w:r>
       <w:proofErr w:type="spellEnd"/>
-      <w:proofErr w:type="gramEnd"/>
       <w:r>
         <w:t>'</w:t>
       </w:r>
@@ -9099,21 +8629,8 @@
         <w:t xml:space="preserve">        'BACKEND': '</w:t>
       </w:r>
       <w:proofErr w:type="spellStart"/>
-      <w:proofErr w:type="gramStart"/>
-      <w:r>
-        <w:t>django.template</w:t>
-      </w:r>
-      <w:proofErr w:type="gramEnd"/>
-      <w:r>
-        <w:t>.</w:t>
-      </w:r>
-      <w:proofErr w:type="gramStart"/>
-      <w:r>
-        <w:t>backends.django</w:t>
-      </w:r>
-      <w:proofErr w:type="gramEnd"/>
-      <w:r>
-        <w:t>.DjangoTemplates</w:t>
+      <w:r>
+        <w:t>django.template.backends.django.DjangoTemplates</w:t>
       </w:r>
       <w:proofErr w:type="spellEnd"/>
       <w:r>
@@ -9140,13 +8657,8 @@
         <w:t xml:space="preserve">            '</w:t>
       </w:r>
       <w:proofErr w:type="spellStart"/>
-      <w:proofErr w:type="gramStart"/>
-      <w:r>
-        <w:t>context</w:t>
-      </w:r>
-      <w:proofErr w:type="gramEnd"/>
-      <w:r>
-        <w:t>_processors</w:t>
+      <w:r>
+        <w:t>context_processors</w:t>
       </w:r>
       <w:proofErr w:type="spellEnd"/>
       <w:r>
@@ -9158,20 +8670,10 @@
         <w:t xml:space="preserve">                '</w:t>
       </w:r>
       <w:proofErr w:type="spellStart"/>
-      <w:proofErr w:type="gramStart"/>
-      <w:r>
-        <w:t>django.template</w:t>
-      </w:r>
-      <w:proofErr w:type="gramEnd"/>
-      <w:r>
-        <w:t>.context_</w:t>
-      </w:r>
-      <w:proofErr w:type="gramStart"/>
-      <w:r>
-        <w:t>processors.request</w:t>
+      <w:r>
+        <w:t>django.template.context_processors.request</w:t>
       </w:r>
       <w:proofErr w:type="spellEnd"/>
-      <w:proofErr w:type="gramEnd"/>
       <w:r>
         <w:t>',</w:t>
       </w:r>
@@ -9181,28 +8683,10 @@
         <w:t xml:space="preserve">                '</w:t>
       </w:r>
       <w:proofErr w:type="spellStart"/>
-      <w:proofErr w:type="gramStart"/>
-      <w:r>
-        <w:t>django.contrib</w:t>
-      </w:r>
-      <w:proofErr w:type="gramEnd"/>
-      <w:r>
-        <w:t>.</w:t>
-      </w:r>
-      <w:proofErr w:type="gramStart"/>
-      <w:r>
-        <w:t>auth.context</w:t>
-      </w:r>
-      <w:proofErr w:type="gramEnd"/>
-      <w:r>
-        <w:t>_</w:t>
-      </w:r>
-      <w:proofErr w:type="gramStart"/>
-      <w:r>
-        <w:t>processors.auth</w:t>
+      <w:r>
+        <w:t>django.contrib.auth.context_processors.auth</w:t>
       </w:r>
       <w:proofErr w:type="spellEnd"/>
-      <w:proofErr w:type="gramEnd"/>
       <w:r>
         <w:t>',</w:t>
       </w:r>
@@ -9212,28 +8696,10 @@
         <w:t xml:space="preserve">                '</w:t>
       </w:r>
       <w:proofErr w:type="spellStart"/>
-      <w:proofErr w:type="gramStart"/>
-      <w:r>
-        <w:t>django.contrib</w:t>
-      </w:r>
-      <w:proofErr w:type="gramEnd"/>
-      <w:r>
-        <w:t>.</w:t>
-      </w:r>
-      <w:proofErr w:type="gramStart"/>
-      <w:r>
-        <w:t>messages.context</w:t>
-      </w:r>
-      <w:proofErr w:type="gramEnd"/>
-      <w:r>
-        <w:t>_</w:t>
-      </w:r>
-      <w:proofErr w:type="gramStart"/>
-      <w:r>
-        <w:t>processors.messages</w:t>
+      <w:r>
+        <w:t>django.contrib.messages.context_processors.messages</w:t>
       </w:r>
       <w:proofErr w:type="spellEnd"/>
-      <w:proofErr w:type="gramEnd"/>
       <w:r>
         <w:t>',</w:t>
       </w:r>
@@ -9264,13 +8730,8 @@
         <w:t>WSGI_APPLICATION = '</w:t>
       </w:r>
       <w:proofErr w:type="spellStart"/>
-      <w:proofErr w:type="gramStart"/>
-      <w:r>
-        <w:t>core.wsgi</w:t>
-      </w:r>
-      <w:proofErr w:type="gramEnd"/>
-      <w:r>
-        <w:t>.application</w:t>
+      <w:r>
+        <w:t>core.wsgi.application</w:t>
       </w:r>
       <w:proofErr w:type="spellEnd"/>
       <w:r>
@@ -9320,24 +8781,11 @@
       </w:r>
       <w:proofErr w:type="spellStart"/>
       <w:r>
-        <w:t>django.</w:t>
-      </w:r>
-      <w:proofErr w:type="gramStart"/>
-      <w:r>
-        <w:t>db.backends</w:t>
-      </w:r>
-      <w:proofErr w:type="gramEnd"/>
-      <w:r>
-        <w:t>.postgresql</w:t>
+        <w:t>django.db.backends.postgresql</w:t>
       </w:r>
       <w:proofErr w:type="spellEnd"/>
-      <w:proofErr w:type="gramStart"/>
-      <w:r>
-        <w:t>',  #</w:t>
-      </w:r>
-      <w:proofErr w:type="gramEnd"/>
-      <w:r>
-        <w:t xml:space="preserve"> PostgreSQL database</w:t>
+      <w:r>
+        <w:t>',  # PostgreSQL database</w:t>
       </w:r>
     </w:p>
     <w:p>
@@ -9345,12 +8793,10 @@
         <w:t xml:space="preserve">        'NAME': </w:t>
       </w:r>
       <w:proofErr w:type="spellStart"/>
-      <w:proofErr w:type="gramStart"/>
       <w:r>
         <w:t>os.getenv</w:t>
       </w:r>
       <w:proofErr w:type="spellEnd"/>
-      <w:proofErr w:type="gramEnd"/>
       <w:r>
         <w:t>('DB_NAME', '</w:t>
       </w:r>
@@ -9368,12 +8814,10 @@
         <w:t xml:space="preserve">        'USER': </w:t>
       </w:r>
       <w:proofErr w:type="spellStart"/>
-      <w:proofErr w:type="gramStart"/>
       <w:r>
         <w:t>os.getenv</w:t>
       </w:r>
       <w:proofErr w:type="spellEnd"/>
-      <w:proofErr w:type="gramEnd"/>
       <w:r>
         <w:t>('DB_USER', '</w:t>
       </w:r>
@@ -9391,12 +8835,10 @@
         <w:t xml:space="preserve">        'PASSWORD': </w:t>
       </w:r>
       <w:proofErr w:type="spellStart"/>
-      <w:proofErr w:type="gramStart"/>
       <w:r>
         <w:t>os.getenv</w:t>
       </w:r>
       <w:proofErr w:type="spellEnd"/>
-      <w:proofErr w:type="gramEnd"/>
       <w:r>
         <w:t>('DB_PASSWORD', '</w:t>
       </w:r>
@@ -9415,12 +8857,10 @@
         <w:t xml:space="preserve">        'HOST': </w:t>
       </w:r>
       <w:proofErr w:type="spellStart"/>
-      <w:proofErr w:type="gramStart"/>
       <w:r>
         <w:t>os.getenv</w:t>
       </w:r>
       <w:proofErr w:type="spellEnd"/>
-      <w:proofErr w:type="gramEnd"/>
       <w:r>
         <w:t>('DB_HOST', 'localhost'),</w:t>
       </w:r>
@@ -9430,12 +8870,10 @@
         <w:t xml:space="preserve">        'PORT': </w:t>
       </w:r>
       <w:proofErr w:type="spellStart"/>
-      <w:proofErr w:type="gramStart"/>
       <w:r>
         <w:t>os.getenv</w:t>
       </w:r>
       <w:proofErr w:type="spellEnd"/>
-      <w:proofErr w:type="gramEnd"/>
       <w:r>
         <w:t>('DB_PORT', '5432'),</w:t>
       </w:r>
@@ -9492,21 +8930,8 @@
         <w:t xml:space="preserve">        '</w:t>
       </w:r>
       <w:proofErr w:type="spellStart"/>
-      <w:proofErr w:type="gramStart"/>
-      <w:r>
-        <w:t>rest</w:t>
-      </w:r>
-      <w:proofErr w:type="gramEnd"/>
-      <w:r>
-        <w:t>_</w:t>
-      </w:r>
-      <w:proofErr w:type="gramStart"/>
-      <w:r>
-        <w:t>framework.authentication</w:t>
-      </w:r>
-      <w:proofErr w:type="gramEnd"/>
-      <w:r>
-        <w:t>.SessionAuthentication</w:t>
+      <w:r>
+        <w:t>rest_framework.authentication.SessionAuthentication</w:t>
       </w:r>
       <w:proofErr w:type="spellEnd"/>
       <w:r>
@@ -9528,21 +8953,8 @@
         <w:t xml:space="preserve">        '</w:t>
       </w:r>
       <w:proofErr w:type="spellStart"/>
-      <w:proofErr w:type="gramStart"/>
-      <w:r>
-        <w:t>rest</w:t>
-      </w:r>
-      <w:proofErr w:type="gramEnd"/>
-      <w:r>
-        <w:t>_</w:t>
-      </w:r>
-      <w:proofErr w:type="gramStart"/>
-      <w:r>
-        <w:t>framework.permissions</w:t>
-      </w:r>
-      <w:proofErr w:type="gramEnd"/>
-      <w:r>
-        <w:t>.IsAuthenticated</w:t>
+      <w:r>
+        <w:t>rest_framework.permissions.IsAuthenticated</w:t>
       </w:r>
       <w:proofErr w:type="spellEnd"/>
       <w:r>
@@ -9569,21 +8981,8 @@
         <w:t xml:space="preserve">        '</w:t>
       </w:r>
       <w:proofErr w:type="spellStart"/>
-      <w:proofErr w:type="gramStart"/>
-      <w:r>
-        <w:t>rest</w:t>
-      </w:r>
-      <w:proofErr w:type="gramEnd"/>
-      <w:r>
-        <w:t>_</w:t>
-      </w:r>
-      <w:proofErr w:type="gramStart"/>
-      <w:r>
-        <w:t>framework.renderers</w:t>
-      </w:r>
-      <w:proofErr w:type="gramEnd"/>
-      <w:r>
-        <w:t>.JSONRenderer</w:t>
+      <w:r>
+        <w:t>rest_framework.renderers.JSONRenderer</w:t>
       </w:r>
       <w:proofErr w:type="spellEnd"/>
       <w:r>
@@ -9630,15 +9029,7 @@
     </w:p>
     <w:p>
       <w:r>
-        <w:t xml:space="preserve">    'http://localhost:3000</w:t>
-      </w:r>
-      <w:proofErr w:type="gramStart"/>
-      <w:r>
-        <w:t xml:space="preserve">',   </w:t>
-      </w:r>
-      <w:proofErr w:type="gramEnd"/>
-      <w:r>
-        <w:t xml:space="preserve"> # React development server</w:t>
+        <w:t xml:space="preserve">    'http://localhost:3000',    # React development server</w:t>
       </w:r>
     </w:p>
     <w:p>
@@ -9685,118 +9076,22 @@
     </w:p>
     <w:p>
       <w:r>
-        <w:t xml:space="preserve">    {'NAME': '</w:t>
-      </w:r>
-      <w:proofErr w:type="gramStart"/>
-      <w:r>
-        <w:t>django.contrib</w:t>
-      </w:r>
-      <w:proofErr w:type="gramEnd"/>
-      <w:r>
-        <w:t>.</w:t>
-      </w:r>
-      <w:proofErr w:type="gramStart"/>
-      <w:r>
-        <w:t>auth.password</w:t>
-      </w:r>
-      <w:proofErr w:type="gramEnd"/>
-      <w:r>
-        <w:t>_</w:t>
-      </w:r>
-      <w:proofErr w:type="gramStart"/>
-      <w:r>
-        <w:t>validation.UserAttributeSimilarityValidator</w:t>
-      </w:r>
-      <w:proofErr w:type="gramEnd"/>
-      <w:r>
-        <w:t>'},</w:t>
-      </w:r>
-    </w:p>
-    <w:p>
-      <w:r>
-        <w:t xml:space="preserve">    {'NAME': '</w:t>
-      </w:r>
-      <w:proofErr w:type="gramStart"/>
-      <w:r>
-        <w:t>django.contrib</w:t>
-      </w:r>
-      <w:proofErr w:type="gramEnd"/>
-      <w:r>
-        <w:t>.</w:t>
-      </w:r>
-      <w:proofErr w:type="gramStart"/>
-      <w:r>
-        <w:t>auth.password</w:t>
-      </w:r>
-      <w:proofErr w:type="gramEnd"/>
-      <w:r>
-        <w:t>_</w:t>
-      </w:r>
-      <w:proofErr w:type="gramStart"/>
-      <w:r>
-        <w:t>validation.MinimumLengthValidator</w:t>
-      </w:r>
-      <w:proofErr w:type="gramEnd"/>
-      <w:r>
-        <w:t>'},</w:t>
-      </w:r>
-    </w:p>
-    <w:p>
-      <w:r>
-        <w:t xml:space="preserve">    {'NAME': '</w:t>
-      </w:r>
-      <w:proofErr w:type="gramStart"/>
-      <w:r>
-        <w:t>django.contrib</w:t>
-      </w:r>
-      <w:proofErr w:type="gramEnd"/>
-      <w:r>
-        <w:t>.</w:t>
-      </w:r>
-      <w:proofErr w:type="gramStart"/>
-      <w:r>
-        <w:t>auth.password</w:t>
-      </w:r>
-      <w:proofErr w:type="gramEnd"/>
-      <w:r>
-        <w:t>_</w:t>
-      </w:r>
-      <w:proofErr w:type="gramStart"/>
-      <w:r>
-        <w:t>validation.CommonPasswordValidator</w:t>
-      </w:r>
-      <w:proofErr w:type="gramEnd"/>
-      <w:r>
-        <w:t>'},</w:t>
-      </w:r>
-    </w:p>
-    <w:p>
-      <w:r>
-        <w:t xml:space="preserve">    {'NAME': '</w:t>
-      </w:r>
-      <w:proofErr w:type="gramStart"/>
-      <w:r>
-        <w:t>django.contrib</w:t>
-      </w:r>
-      <w:proofErr w:type="gramEnd"/>
-      <w:r>
-        <w:t>.</w:t>
-      </w:r>
-      <w:proofErr w:type="gramStart"/>
-      <w:r>
-        <w:t>auth.password</w:t>
-      </w:r>
-      <w:proofErr w:type="gramEnd"/>
-      <w:r>
-        <w:t>_</w:t>
-      </w:r>
-      <w:proofErr w:type="gramStart"/>
-      <w:r>
-        <w:t>validation.NumericPasswordValidator</w:t>
-      </w:r>
-      <w:proofErr w:type="gramEnd"/>
-      <w:r>
-        <w:t>'},</w:t>
+        <w:t xml:space="preserve">    {'NAME': 'django.contrib.auth.password_validation.UserAttributeSimilarityValidator'},</w:t>
+      </w:r>
+    </w:p>
+    <w:p>
+      <w:r>
+        <w:t xml:space="preserve">    {'NAME': 'django.contrib.auth.password_validation.MinimumLengthValidator'},</w:t>
+      </w:r>
+    </w:p>
+    <w:p>
+      <w:r>
+        <w:t xml:space="preserve">    {'NAME': 'django.contrib.auth.password_validation.CommonPasswordValidator'},</w:t>
+      </w:r>
+    </w:p>
+    <w:p>
+      <w:r>
+        <w:t xml:space="preserve">    {'NAME': 'django.contrib.auth.password_validation.NumericPasswordValidator'},</w:t>
       </w:r>
     </w:p>
     <w:p>
@@ -9902,15 +9197,7 @@
       </w:r>
       <w:proofErr w:type="spellStart"/>
       <w:r>
-        <w:t>django.</w:t>
-      </w:r>
-      <w:proofErr w:type="gramStart"/>
-      <w:r>
-        <w:t>db.models</w:t>
-      </w:r>
-      <w:proofErr w:type="gramEnd"/>
-      <w:r>
-        <w:t>.BigAutoField</w:t>
+        <w:t>django.db.models.BigAutoField</w:t>
       </w:r>
       <w:proofErr w:type="spellEnd"/>
       <w:r>
@@ -9968,13 +9255,8 @@
     </w:p>
     <w:p>
       <w:r>
-        <w:t># FILE</w:t>
-      </w:r>
-      <w:proofErr w:type="gramStart"/>
-      <w:r>
-        <w:t>: .env</w:t>
-      </w:r>
-      <w:proofErr w:type="gramEnd"/>
+        <w:t># FILE: .env</w:t>
+      </w:r>
     </w:p>
     <w:p>
       <w:r>
@@ -10082,15 +9364,7 @@
     </w:p>
     <w:p>
       <w:r>
-        <w:t xml:space="preserve">Now </w:t>
-      </w:r>
-      <w:proofErr w:type="gramStart"/>
-      <w:r>
-        <w:t>let's</w:t>
-      </w:r>
-      <w:proofErr w:type="gramEnd"/>
-      <w:r>
-        <w:t xml:space="preserve"> set up the database with Docker. Run this in your terminal:</w:t>
+        <w:t>Now let's set up the database with Docker. Run this in your terminal:</w:t>
       </w:r>
     </w:p>
     <w:p>
@@ -10108,23 +9382,7 @@
     </w:p>
     <w:p>
       <w:r>
-        <w:t xml:space="preserve">Then tell me when </w:t>
-      </w:r>
-      <w:proofErr w:type="gramStart"/>
-      <w:r>
-        <w:t>you're</w:t>
-      </w:r>
-      <w:proofErr w:type="gramEnd"/>
-      <w:r>
-        <w:t xml:space="preserve"> there and </w:t>
-      </w:r>
-      <w:proofErr w:type="gramStart"/>
-      <w:r>
-        <w:t>we'll</w:t>
-      </w:r>
-      <w:proofErr w:type="gramEnd"/>
-      <w:r>
-        <w:t xml:space="preserve"> create the Docker file.</w:t>
+        <w:t>Then tell me when you're there and we'll create the Docker file.</w:t>
       </w:r>
     </w:p>
     <w:p>
@@ -10205,15 +9463,7 @@
     <w:p/>
     <w:p>
       <w:r>
-        <w:t xml:space="preserve">Good. Now </w:t>
-      </w:r>
-      <w:proofErr w:type="gramStart"/>
-      <w:r>
-        <w:t>I'll</w:t>
-      </w:r>
-      <w:proofErr w:type="gramEnd"/>
-      <w:r>
-        <w:t xml:space="preserve"> create the Docker file that runs your PostgreSQL database:</w:t>
+        <w:t>Good. Now I'll create the Docker file that runs your PostgreSQL database:</w:t>
       </w:r>
     </w:p>
     <w:p>
@@ -10394,19 +9644,11 @@
       </w:r>
       <w:proofErr w:type="spellStart"/>
       <w:r>
-        <w:t>sasi_erp_</w:t>
-      </w:r>
-      <w:proofErr w:type="gramStart"/>
-      <w:r>
-        <w:t>password</w:t>
+        <w:t>sasi_erp_password</w:t>
       </w:r>
       <w:proofErr w:type="spellEnd"/>
       <w:r>
-        <w:t xml:space="preserve">  #</w:t>
-      </w:r>
-      <w:proofErr w:type="gramEnd"/>
-      <w:r>
-        <w:t xml:space="preserve"> Database password</w:t>
+        <w:t xml:space="preserve">  # Database password</w:t>
       </w:r>
     </w:p>
     <w:p>
@@ -10430,11 +9672,7 @@
       </w:r>
       <w:proofErr w:type="spellStart"/>
       <w:r>
-        <w:t>sasi_erp_</w:t>
-      </w:r>
-      <w:proofErr w:type="gramStart"/>
-      <w:r>
-        <w:t>data</w:t>
+        <w:t>sasi_erp_data</w:t>
       </w:r>
       <w:proofErr w:type="spellEnd"/>
       <w:r>
@@ -10446,11 +9684,7 @@
       </w:r>
       <w:proofErr w:type="spellEnd"/>
       <w:r>
-        <w:t>/data  #</w:t>
-      </w:r>
-      <w:proofErr w:type="gramEnd"/>
-      <w:r>
-        <w:t xml:space="preserve"> Saves data permanently</w:t>
+        <w:t>/data  # Saves data permanently</w:t>
       </w:r>
     </w:p>
     <w:p/>
@@ -10633,15 +9867,7 @@
     <w:p/>
     <w:p>
       <w:r>
-        <w:t xml:space="preserve">Database is running perfectly. Now </w:t>
-      </w:r>
-      <w:proofErr w:type="gramStart"/>
-      <w:r>
-        <w:t>let's</w:t>
-      </w:r>
-      <w:proofErr w:type="gramEnd"/>
-      <w:r>
-        <w:t xml:space="preserve"> connect Django to it and create all the tables. Run:</w:t>
+        <w:t>Database is running perfectly. Now let's connect Django to it and create all the tables. Run:</w:t>
       </w:r>
     </w:p>
     <w:p>
@@ -10795,15 +10021,7 @@
         <w:t>Password:</w:t>
       </w:r>
       <w:r>
-        <w:t xml:space="preserve"> type a password (nothing shows while typing — </w:t>
-      </w:r>
-      <w:proofErr w:type="gramStart"/>
-      <w:r>
-        <w:t>that's</w:t>
-      </w:r>
-      <w:proofErr w:type="gramEnd"/>
-      <w:r>
-        <w:t xml:space="preserve"> normal) → Enter</w:t>
+        <w:t> type a password (nothing shows while typing — that's normal) → Enter</w:t>
       </w:r>
     </w:p>
     <w:p>
@@ -10891,13 +10109,8 @@
       <w:pPr>
         <w:pStyle w:val="Heading2"/>
       </w:pPr>
-      <w:proofErr w:type="gramStart"/>
-      <w:r>
-        <w:t>Password:Pussycat</w:t>
-      </w:r>
-      <w:proofErr w:type="gramEnd"/>
-      <w:r>
-        <w:t>6165</w:t>
+      <w:r>
+        <w:t>Password:Pussycat6165</w:t>
       </w:r>
     </w:p>
     <w:p>
@@ -10949,15 +10162,7 @@
     <w:p/>
     <w:p>
       <w:r>
-        <w:t xml:space="preserve">Now </w:t>
-      </w:r>
-      <w:proofErr w:type="gramStart"/>
-      <w:r>
-        <w:t>let's</w:t>
-      </w:r>
-      <w:proofErr w:type="gramEnd"/>
-      <w:r>
-        <w:t xml:space="preserve"> test if the backend is working. Run:</w:t>
+        <w:t>Now let's test if the backend is working. Run:</w:t>
       </w:r>
     </w:p>
     <w:p>
@@ -11213,13 +10418,8 @@
         <w:lastRenderedPageBreak/>
         <w:t xml:space="preserve">Q15. </w:t>
       </w:r>
-      <w:proofErr w:type="gramStart"/>
-      <w:r>
-        <w:t>Yes</w:t>
-      </w:r>
-      <w:proofErr w:type="gramEnd"/>
-      <w:r>
-        <w:t xml:space="preserve"> you can change it. But first — the login is failing because you may have typed the wrong username or password.</w:t>
+      <w:r>
+        <w:t>Yes you can change it. But first — the login is failing because you may have typed the wrong username or password.</w:t>
       </w:r>
     </w:p>
     <w:p>
@@ -11229,21 +10429,12 @@
           <w:bCs/>
         </w:rPr>
       </w:pPr>
-      <w:proofErr w:type="gramStart"/>
       <w:r>
         <w:rPr>
           <w:b/>
           <w:bCs/>
         </w:rPr>
-        <w:t>Let's</w:t>
-      </w:r>
-      <w:proofErr w:type="gramEnd"/>
-      <w:r>
-        <w:rPr>
-          <w:b/>
-          <w:bCs/>
-        </w:rPr>
-        <w:t xml:space="preserve"> reset it. In VS Code, open a new terminal (keep the server running):</w:t>
+        <w:t>Let's reset it. In VS Code, open a new terminal (keep the server running):</w:t>
       </w:r>
     </w:p>
     <w:p>
@@ -11432,13 +10623,8 @@
     </w:p>
     <w:p/>
     <w:p>
-      <w:proofErr w:type="gramStart"/>
-      <w:r>
-        <w:t>Done  -</w:t>
-      </w:r>
-      <w:proofErr w:type="gramEnd"/>
-      <w:r>
-        <w:t xml:space="preserve"> Opened portal</w:t>
+      <w:r>
+        <w:t>Done  - Opened portal</w:t>
       </w:r>
     </w:p>
     <w:p/>
@@ -11644,13 +10830,8 @@
       </w:r>
       <w:proofErr w:type="spellEnd"/>
       <w:r>
-        <w:t xml:space="preserve"> create-react-</w:t>
-      </w:r>
-      <w:proofErr w:type="gramStart"/>
-      <w:r>
-        <w:t>app .</w:t>
-      </w:r>
-      <w:proofErr w:type="gramEnd"/>
+        <w:t xml:space="preserve"> create-react-app .</w:t>
+      </w:r>
     </w:p>
     <w:p>
       <w:r>
@@ -11945,15 +11126,7 @@
     </w:p>
     <w:p>
       <w:r>
-        <w:t xml:space="preserve">Now </w:t>
-      </w:r>
-      <w:proofErr w:type="gramStart"/>
-      <w:r>
-        <w:t>let's</w:t>
-      </w:r>
-      <w:proofErr w:type="gramEnd"/>
-      <w:r>
-        <w:t xml:space="preserve"> start the React app to test it:</w:t>
+        <w:t>Now let's start the React app to test it:</w:t>
       </w:r>
     </w:p>
     <w:p>
@@ -12234,15 +11407,7 @@
       </w:r>
       <w:proofErr w:type="spellEnd"/>
       <w:r>
-        <w:t xml:space="preserve">\Scripts\python.exe: </w:t>
-      </w:r>
-      <w:proofErr w:type="gramStart"/>
-      <w:r>
-        <w:t>can't</w:t>
-      </w:r>
-      <w:proofErr w:type="gramEnd"/>
-      <w:r>
-        <w:t xml:space="preserve"> open file "C:\\Users\\Sasi Kumar R\\Desktop\\</w:t>
+        <w:t>\Scripts\python.exe: can't open file "C:\\Users\\Sasi Kumar R\\Desktop\\</w:t>
       </w:r>
       <w:proofErr w:type="spellStart"/>
       <w:r>
@@ -12340,13 +11505,8 @@
       <w:r>
         <w:t xml:space="preserve">Q23. </w:t>
       </w:r>
-      <w:proofErr w:type="gramStart"/>
-      <w:r>
-        <w:t>Next  -</w:t>
-      </w:r>
-      <w:proofErr w:type="gramEnd"/>
-      <w:r>
-        <w:t xml:space="preserve"> </w:t>
+      <w:r>
+        <w:t xml:space="preserve">Next  - </w:t>
       </w:r>
     </w:p>
     <w:p/>
@@ -12582,26 +11742,13 @@
     </w:p>
     <w:p/>
     <w:p>
-      <w:proofErr w:type="gramStart"/>
-      <w:r>
-        <w:t>Let's</w:t>
-      </w:r>
-      <w:proofErr w:type="gramEnd"/>
-      <w:r>
-        <w:t xml:space="preserve"> build Master Data. This is the foundation — every other module uses items, suppliers, and customers.</w:t>
-      </w:r>
-    </w:p>
-    <w:p>
-      <w:r>
-        <w:t xml:space="preserve">First, </w:t>
-      </w:r>
-      <w:proofErr w:type="gramStart"/>
-      <w:r>
-        <w:t>let's</w:t>
-      </w:r>
-      <w:proofErr w:type="gramEnd"/>
-      <w:r>
-        <w:t xml:space="preserve"> build the backend (database + API), then the frontend pages.</w:t>
+      <w:r>
+        <w:t>Let's build Master Data. This is the foundation — every other module uses items, suppliers, and customers.</w:t>
+      </w:r>
+    </w:p>
+    <w:p>
+      <w:r>
+        <w:t>First, let's build the backend (database + API), then the frontend pages.</w:t>
       </w:r>
     </w:p>
     <w:p>
@@ -12794,23 +11941,7 @@
     <w:p/>
     <w:p>
       <w:r>
-        <w:t xml:space="preserve">Now </w:t>
-      </w:r>
-      <w:proofErr w:type="gramStart"/>
-      <w:r>
-        <w:t>let's</w:t>
-      </w:r>
-      <w:proofErr w:type="gramEnd"/>
-      <w:r>
-        <w:t xml:space="preserve"> build the frontend pages for Master Data. </w:t>
-      </w:r>
-      <w:proofErr w:type="gramStart"/>
-      <w:r>
-        <w:t>I'll</w:t>
-      </w:r>
-      <w:proofErr w:type="gramEnd"/>
-      <w:r>
-        <w:t xml:space="preserve"> create the Items, Suppliers, and Customers pages:</w:t>
+        <w:t>Now let's build the frontend pages for Master Data. I'll create the Items, Suppliers, and Customers pages:</w:t>
       </w:r>
     </w:p>
     <w:p>
@@ -13111,13 +12242,8 @@
         <w:pStyle w:val="Heading2"/>
       </w:pPr>
       <w:r>
-        <w:t xml:space="preserve">Q30. Error Came </w:t>
-      </w:r>
-      <w:proofErr w:type="gramStart"/>
-      <w:r>
-        <w:t>–  (</w:t>
-      </w:r>
-      <w:proofErr w:type="gramEnd"/>
+        <w:t>Q30. Error Came –  (</w:t>
+      </w:r>
       <w:r>
         <w:t>null value in column "</w:t>
       </w:r>
@@ -13143,23 +12269,7 @@
       </w:r>
       <w:proofErr w:type="spellEnd"/>
       <w:r>
-        <w:t>, 100.000</w:t>
-      </w:r>
-      <w:proofErr w:type="gramStart"/>
-      <w:r>
-        <w:t>, ,</w:t>
-      </w:r>
-      <w:proofErr w:type="gramEnd"/>
-      <w:r>
-        <w:t xml:space="preserve"> </w:t>
-      </w:r>
-      <w:proofErr w:type="gramStart"/>
-      <w:r>
-        <w:t>, ,</w:t>
-      </w:r>
-      <w:proofErr w:type="gramEnd"/>
-      <w:r>
-        <w:t xml:space="preserve"> 2026-04-02 11:01:57.565659+00, null, 2, null).</w:t>
+        <w:t>, 100.000, , , , 2026-04-02 11:01:57.565659+00, null, 2, null).</w:t>
       </w:r>
       <w:r>
         <w:t>)</w:t>
@@ -13241,15 +12351,7 @@
     </w:p>
     <w:p>
       <w:r>
-        <w:t xml:space="preserve">But wait — we </w:t>
-      </w:r>
-      <w:proofErr w:type="gramStart"/>
-      <w:r>
-        <w:t>haven't</w:t>
-      </w:r>
-      <w:proofErr w:type="gramEnd"/>
-      <w:r>
-        <w:t xml:space="preserve"> built the Warehouses page yet. Let me quickly add it.</w:t>
+        <w:t>But wait — we haven't built the Warehouses page yet. Let me quickly add it.</w:t>
       </w:r>
     </w:p>
     <w:p>
@@ -13416,15 +12518,7 @@
         <w:t>Stock List</w:t>
       </w:r>
       <w:r>
-        <w:t xml:space="preserve"> in the sidebar — you should see RM01 with 100 </w:t>
-      </w:r>
-      <w:proofErr w:type="gramStart"/>
-      <w:r>
-        <w:t>quantity</w:t>
-      </w:r>
-      <w:proofErr w:type="gramEnd"/>
-      <w:r>
-        <w:t>. Tell me what you see.</w:t>
+        <w:t xml:space="preserve"> in the sidebar — you should see RM01 with 100 quantity. Tell me what you see.</w:t>
       </w:r>
     </w:p>
     <w:p/>
@@ -13695,13 +12789,8 @@
     </w:p>
     <w:p/>
     <w:p>
-      <w:proofErr w:type="gramStart"/>
-      <w:r>
-        <w:t>Let's</w:t>
-      </w:r>
-      <w:proofErr w:type="gramEnd"/>
-      <w:r>
-        <w:t xml:space="preserve"> build Purchasing. First the backend:</w:t>
+      <w:r>
+        <w:t>Let's build Purchasing. First the backend:</w:t>
       </w:r>
     </w:p>
     <w:p>
@@ -13887,15 +12976,7 @@
         <w:t xml:space="preserve">Q33. </w:t>
       </w:r>
       <w:r>
-        <w:t xml:space="preserve">That Saved success – picture </w:t>
-      </w:r>
-      <w:proofErr w:type="gramStart"/>
-      <w:r>
-        <w:t>are</w:t>
-      </w:r>
-      <w:proofErr w:type="gramEnd"/>
-      <w:r>
-        <w:t xml:space="preserve"> shown</w:t>
+        <w:t>That Saved success – picture are shown</w:t>
       </w:r>
     </w:p>
     <w:p/>
@@ -14108,15 +13189,7 @@
         <w:t>⬜</w:t>
       </w:r>
       <w:r>
-        <w:t xml:space="preserve"> HR &amp; </w:t>
-      </w:r>
-      <w:proofErr w:type="gramStart"/>
-      <w:r>
-        <w:t>Payroll  →</w:t>
-      </w:r>
-      <w:proofErr w:type="gramEnd"/>
-      <w:r>
-        <w:t xml:space="preserve"> Employees, Salary</w:t>
+        <w:t xml:space="preserve"> HR &amp; Payroll  → Employees, Salary</w:t>
       </w:r>
     </w:p>
     <w:p>
@@ -14256,13 +13329,8 @@
     </w:p>
     <w:p/>
     <w:p>
-      <w:proofErr w:type="gramStart"/>
-      <w:r>
-        <w:t>Let's</w:t>
-      </w:r>
-      <w:proofErr w:type="gramEnd"/>
-      <w:r>
-        <w:t xml:space="preserve"> build the Sales module. Backend first:</w:t>
+      <w:r>
+        <w:t>Let's build the Sales module. Backend first:</w:t>
       </w:r>
     </w:p>
     <w:p>
@@ -14366,15 +13434,7 @@
     <w:p/>
     <w:p>
       <w:r>
-        <w:t xml:space="preserve">Now </w:t>
-      </w:r>
-      <w:proofErr w:type="gramStart"/>
-      <w:r>
-        <w:t>let's</w:t>
-      </w:r>
-      <w:proofErr w:type="gramEnd"/>
-      <w:r>
-        <w:t xml:space="preserve"> build the </w:t>
+        <w:t xml:space="preserve">Now let's build the </w:t>
       </w:r>
       <w:r>
         <w:rPr>
@@ -15054,13 +14114,8 @@
       </w:r>
     </w:p>
     <w:p>
-      <w:proofErr w:type="gramStart"/>
-      <w:r>
-        <w:t>Here's</w:t>
-      </w:r>
-      <w:proofErr w:type="gramEnd"/>
-      <w:r>
-        <w:t xml:space="preserve"> what was just completed:</w:t>
+      <w:r>
+        <w:t>Here's what was just completed:</w:t>
       </w:r>
     </w:p>
     <w:p>
@@ -15830,24 +14885,11 @@
         <w:pStyle w:val="Heading2"/>
       </w:pPr>
       <w:r>
-        <w:t>Q</w:t>
-      </w:r>
-      <w:proofErr w:type="gramStart"/>
-      <w:r>
-        <w:t>38 .</w:t>
-      </w:r>
-      <w:proofErr w:type="gramEnd"/>
-      <w:r>
-        <w:t xml:space="preserve"> </w:t>
-      </w:r>
-      <w:r>
-        <w:t xml:space="preserve">BOM created, but not coming in workorder BOM </w:t>
-      </w:r>
-      <w:proofErr w:type="gramStart"/>
-      <w:r>
-        <w:t>field ?</w:t>
-      </w:r>
-      <w:proofErr w:type="gramEnd"/>
+        <w:t xml:space="preserve">Q38 . </w:t>
+      </w:r>
+      <w:r>
+        <w:t>BOM created, but not coming in workorder BOM field ?</w:t>
+      </w:r>
     </w:p>
     <w:p/>
     <w:p>
@@ -15926,15 +14968,7 @@
     </w:p>
     <w:p>
       <w:r>
-        <w:t xml:space="preserve">The IDE warnings shown are just hints (unused variable, deprecated prop) — they </w:t>
-      </w:r>
-      <w:proofErr w:type="gramStart"/>
-      <w:r>
-        <w:t>don't</w:t>
-      </w:r>
-      <w:proofErr w:type="gramEnd"/>
-      <w:r>
-        <w:t xml:space="preserve"> affect functionality at all.</w:t>
+        <w:t>The IDE warnings shown are just hints (unused variable, deprecated prop) — they don't affect functionality at all.</w:t>
       </w:r>
     </w:p>
     <w:p/>
@@ -16017,15 +15051,7 @@
         <w:pStyle w:val="Heading2"/>
       </w:pPr>
       <w:r>
-        <w:t>Q</w:t>
-      </w:r>
-      <w:proofErr w:type="gramStart"/>
-      <w:r>
-        <w:t>39 .</w:t>
-      </w:r>
-      <w:proofErr w:type="gramEnd"/>
-      <w:r>
-        <w:t xml:space="preserve"> Dashboard</w:t>
+        <w:t>Q39 . Dashboard</w:t>
       </w:r>
     </w:p>
     <w:p/>
@@ -16462,15 +15488,7 @@
     <w:p/>
     <w:p>
       <w:r>
-        <w:t xml:space="preserve">App already registered. Now </w:t>
-      </w:r>
-      <w:proofErr w:type="gramStart"/>
-      <w:r>
-        <w:t>I'll</w:t>
-      </w:r>
-      <w:proofErr w:type="gramEnd"/>
-      <w:r>
-        <w:t xml:space="preserve"> build everything at once — backend models, views, </w:t>
+        <w:t xml:space="preserve">App already registered. Now I'll build everything at once — backend models, views, </w:t>
       </w:r>
       <w:proofErr w:type="spellStart"/>
       <w:r>
@@ -16943,24 +15961,11 @@
       <w:r>
         <w:t xml:space="preserve"> </w:t>
       </w:r>
-      <w:proofErr w:type="gramStart"/>
-      <w:r>
-        <w:t>Next  -</w:t>
-      </w:r>
-      <w:proofErr w:type="gramEnd"/>
-      <w:r>
-        <w:t xml:space="preserve"> </w:t>
-      </w:r>
-      <w:r>
-        <w:t xml:space="preserve">Medical Textile module next. Let me check </w:t>
-      </w:r>
-      <w:proofErr w:type="gramStart"/>
-      <w:r>
-        <w:t>what's</w:t>
-      </w:r>
-      <w:proofErr w:type="gramEnd"/>
-      <w:r>
-        <w:t xml:space="preserve"> already set up:</w:t>
+      <w:r>
+        <w:t xml:space="preserve">Next  - </w:t>
+      </w:r>
+      <w:r>
+        <w:t>Medical Textile module next. Let me check what's already set up:</w:t>
       </w:r>
     </w:p>
     <w:p/>
@@ -17410,13 +16415,8 @@
             <w:hideMark/>
           </w:tcPr>
           <w:p>
-            <w:proofErr w:type="gramStart"/>
-            <w:r>
-              <w:t>Shelf Life</w:t>
-            </w:r>
-            <w:proofErr w:type="gramEnd"/>
-            <w:r>
-              <w:t xml:space="preserve"> Tracking</w:t>
+            <w:r>
+              <w:t>Shelf Life Tracking</w:t>
             </w:r>
           </w:p>
         </w:tc>
@@ -17468,15 +16468,7 @@
         <w:pStyle w:val="Heading2"/>
       </w:pPr>
       <w:r>
-        <w:t>Q</w:t>
-      </w:r>
-      <w:proofErr w:type="gramStart"/>
-      <w:r>
-        <w:t>41 .</w:t>
-      </w:r>
-      <w:proofErr w:type="gramEnd"/>
-      <w:r>
-        <w:t xml:space="preserve"> Reports</w:t>
+        <w:t>Q41 . Reports</w:t>
       </w:r>
     </w:p>
     <w:p>
@@ -17630,15 +16622,7 @@
     </w:p>
     <w:p>
       <w:r>
-        <w:t xml:space="preserve">Dashboard revision is done. </w:t>
-      </w:r>
-      <w:proofErr w:type="gramStart"/>
-      <w:r>
-        <w:t>Here's</w:t>
-      </w:r>
-      <w:proofErr w:type="gramEnd"/>
-      <w:r>
-        <w:t xml:space="preserve"> what changed:</w:t>
+        <w:t>Dashboard revision is done. Here's what changed:</w:t>
       </w:r>
     </w:p>
     <w:p>
@@ -17727,15 +16711,7 @@
         <w:t>Medical &amp; Technical Textile</w:t>
       </w:r>
       <w:r>
-        <w:t xml:space="preserve"> KPI row (5 cards): Open CAPAs, Expiring Certs, </w:t>
-      </w:r>
-      <w:proofErr w:type="gramStart"/>
-      <w:r>
-        <w:t>Shelf Life</w:t>
-      </w:r>
-      <w:proofErr w:type="gramEnd"/>
-      <w:r>
-        <w:t xml:space="preserve"> Alerts, Pending Samples, Active R&amp;D Projects — cards turn red/orange when there are alerts</w:t>
+        <w:t> KPI row (5 cards): Open CAPAs, Expiring Certs, Shelf Life Alerts, Pending Samples, Active R&amp;D Projects — cards turn red/orange when there are alerts</w:t>
       </w:r>
     </w:p>
     <w:p>
@@ -17814,15 +16790,7 @@
     <w:p>
       <w:r>
         <w:lastRenderedPageBreak/>
-        <w:t xml:space="preserve">Great study material. Let me do a proper gap analysis — what you built vs what the industry </w:t>
-      </w:r>
-      <w:proofErr w:type="gramStart"/>
-      <w:r>
-        <w:t>actually needs</w:t>
-      </w:r>
-      <w:proofErr w:type="gramEnd"/>
-      <w:r>
-        <w:t>.</w:t>
+        <w:t>Great study material. Let me do a proper gap analysis — what you built vs what the industry actually needs.</w:t>
       </w:r>
     </w:p>
     <w:p>
@@ -18821,21 +17789,12 @@
       </w:r>
     </w:p>
     <w:p>
-      <w:proofErr w:type="gramStart"/>
       <w:r>
         <w:rPr>
           <w:b/>
           <w:bCs/>
         </w:rPr>
-        <w:t>What's</w:t>
-      </w:r>
-      <w:proofErr w:type="gramEnd"/>
-      <w:r>
-        <w:rPr>
-          <w:b/>
-          <w:bCs/>
-        </w:rPr>
-        <w:t xml:space="preserve"> missing:</w:t>
+        <w:t>What's missing:</w:t>
       </w:r>
       <w:r>
         <w:t xml:space="preserve"> Customer Inquiry form with spec fields → link to quotation → link to sample development → link to order</w:t>
@@ -18965,21 +17924,12 @@
       </w:r>
     </w:p>
     <w:p>
-      <w:proofErr w:type="gramStart"/>
       <w:r>
         <w:rPr>
           <w:b/>
           <w:bCs/>
         </w:rPr>
-        <w:t>What's</w:t>
-      </w:r>
-      <w:proofErr w:type="gramEnd"/>
-      <w:r>
-        <w:rPr>
-          <w:b/>
-          <w:bCs/>
-        </w:rPr>
-        <w:t xml:space="preserve"> missing:</w:t>
+        <w:t>What's missing:</w:t>
       </w:r>
     </w:p>
     <w:p>
@@ -19050,21 +18000,12 @@
       </w:r>
     </w:p>
     <w:p>
-      <w:proofErr w:type="gramStart"/>
       <w:r>
         <w:rPr>
           <w:b/>
           <w:bCs/>
         </w:rPr>
-        <w:t>What's</w:t>
-      </w:r>
-      <w:proofErr w:type="gramEnd"/>
-      <w:r>
-        <w:rPr>
-          <w:b/>
-          <w:bCs/>
-        </w:rPr>
-        <w:t xml:space="preserve"> missing:</w:t>
+        <w:t>What's missing:</w:t>
       </w:r>
       <w:r>
         <w:t xml:space="preserve"> Performance Specs have no version history — editing overwrites the old spec</w:t>
@@ -19105,21 +18046,12 @@
       </w:r>
     </w:p>
     <w:p>
-      <w:proofErr w:type="gramStart"/>
       <w:r>
         <w:rPr>
           <w:b/>
           <w:bCs/>
         </w:rPr>
-        <w:t>What's</w:t>
-      </w:r>
-      <w:proofErr w:type="gramEnd"/>
-      <w:r>
-        <w:rPr>
-          <w:b/>
-          <w:bCs/>
-        </w:rPr>
-        <w:t xml:space="preserve"> missing for Technical:</w:t>
+        <w:t>What's missing for Technical:</w:t>
       </w:r>
       <w:r>
         <w:t xml:space="preserve"> Link batch → which machine → which operator → which raw material lot → which test results</w:t>
@@ -19160,22 +18092,13 @@
       </w:r>
     </w:p>
     <w:p>
-      <w:proofErr w:type="gramStart"/>
       <w:r>
         <w:rPr>
           <w:b/>
           <w:bCs/>
         </w:rPr>
         <w:lastRenderedPageBreak/>
-        <w:t>What's</w:t>
-      </w:r>
-      <w:proofErr w:type="gramEnd"/>
-      <w:r>
-        <w:rPr>
-          <w:b/>
-          <w:bCs/>
-        </w:rPr>
-        <w:t xml:space="preserve"> missing:</w:t>
+        <w:t>What's missing:</w:t>
       </w:r>
       <w:r>
         <w:t xml:space="preserve"> BOM costing (raw material cost + machine time + </w:t>
@@ -19224,21 +18147,12 @@
       </w:r>
     </w:p>
     <w:p>
-      <w:proofErr w:type="gramStart"/>
       <w:r>
         <w:rPr>
           <w:b/>
           <w:bCs/>
         </w:rPr>
-        <w:t>What's</w:t>
-      </w:r>
-      <w:proofErr w:type="gramEnd"/>
-      <w:r>
-        <w:rPr>
-          <w:b/>
-          <w:bCs/>
-        </w:rPr>
-        <w:t xml:space="preserve"> missing:</w:t>
+        <w:t>What's missing:</w:t>
       </w:r>
       <w:r>
         <w:t xml:space="preserve"> No document generation (PDF) — everything is screen-only</w:t>
@@ -19990,25 +18904,12 @@
     <w:p>
       <w:r>
         <w:lastRenderedPageBreak/>
-        <w:t xml:space="preserve">Docker is not running. </w:t>
-      </w:r>
-      <w:proofErr w:type="gramStart"/>
-      <w:r>
-        <w:t>That's</w:t>
-      </w:r>
-      <w:proofErr w:type="gramEnd"/>
-      <w:r>
-        <w:t xml:space="preserve"> expected — migrations will run once you start Docker. The migration files are already created and ready.</w:t>
-      </w:r>
-    </w:p>
-    <w:p>
-      <w:proofErr w:type="gramStart"/>
-      <w:r>
-        <w:t>Here's</w:t>
-      </w:r>
-      <w:proofErr w:type="gramEnd"/>
-      <w:r>
-        <w:t xml:space="preserve"> a summary of everything that was completed:</w:t>
+        <w:t>Docker is not running. That's expected — migrations will run once you start Docker. The migration files are already created and ready.</w:t>
+      </w:r>
+    </w:p>
+    <w:p>
+      <w:r>
+        <w:t>Here's a summary of everything that was completed:</w:t>
       </w:r>
     </w:p>
     <w:p>
@@ -21152,15 +20053,7 @@
     <w:p>
       <w:r>
         <w:lastRenderedPageBreak/>
-        <w:t xml:space="preserve">Done. </w:t>
-      </w:r>
-      <w:proofErr w:type="gramStart"/>
-      <w:r>
-        <w:t>Here's</w:t>
-      </w:r>
-      <w:proofErr w:type="gramEnd"/>
-      <w:r>
-        <w:t xml:space="preserve"> the final complete count:</w:t>
+        <w:t>Done. Here's the final complete count:</w:t>
       </w:r>
     </w:p>
     <w:p>
@@ -22034,15 +20927,7 @@
     </w:tbl>
     <w:p>
       <w:r>
-        <w:t xml:space="preserve">Start Docker, then run python manage.py migrate and </w:t>
-      </w:r>
-      <w:proofErr w:type="gramStart"/>
-      <w:r>
-        <w:t>you're</w:t>
-      </w:r>
-      <w:proofErr w:type="gramEnd"/>
-      <w:r>
-        <w:t xml:space="preserve"> fully live.</w:t>
+        <w:t>Start Docker, then run python manage.py migrate and you're fully live.</w:t>
       </w:r>
     </w:p>
     <w:p/>
@@ -22053,15 +20938,7 @@
     <w:p>
       <w:r>
         <w:lastRenderedPageBreak/>
-        <w:t xml:space="preserve">Clean. </w:t>
-      </w:r>
-      <w:proofErr w:type="gramStart"/>
-      <w:r>
-        <w:t>Here's</w:t>
-      </w:r>
-      <w:proofErr w:type="gramEnd"/>
-      <w:r>
-        <w:t xml:space="preserve"> what was fixed vs the old version:</w:t>
+        <w:t>Clean. Here's what was fixed vs the old version:</w:t>
       </w:r>
     </w:p>
     <w:tbl>
@@ -23392,13 +22269,8 @@
               <w:t>'</w:t>
             </w:r>
             <w:proofErr w:type="spellStart"/>
-            <w:proofErr w:type="gramStart"/>
-            <w:r>
-              <w:t>eo</w:t>
-            </w:r>
-            <w:proofErr w:type="gramEnd"/>
-            <w:r>
-              <w:t>_gas</w:t>
+            <w:r>
+              <w:t>eo_gas</w:t>
             </w:r>
             <w:proofErr w:type="spellEnd"/>
             <w:r>
@@ -26773,13 +25645,8 @@
             <w:hideMark/>
           </w:tcPr>
           <w:p>
-            <w:proofErr w:type="gramStart"/>
-            <w:r>
-              <w:t>Yes</w:t>
-            </w:r>
-            <w:proofErr w:type="gramEnd"/>
-            <w:r>
-              <w:t xml:space="preserve"> if batch not dispatched</w:t>
+            <w:r>
+              <w:t>Yes if batch not dispatched</w:t>
             </w:r>
           </w:p>
         </w:tc>
@@ -32470,21 +31337,12 @@
                 <w:bCs/>
               </w:rPr>
             </w:pPr>
-            <w:proofErr w:type="gramStart"/>
             <w:r>
               <w:rPr>
                 <w:b/>
                 <w:bCs/>
               </w:rPr>
-              <w:t>What's</w:t>
-            </w:r>
-            <w:proofErr w:type="gramEnd"/>
-            <w:r>
-              <w:rPr>
-                <w:b/>
-                <w:bCs/>
-              </w:rPr>
-              <w:t xml:space="preserve"> on it</w:t>
+              <w:t>What's on it</w:t>
             </w:r>
           </w:p>
         </w:tc>
@@ -33564,23 +32422,7 @@
           <w:b/>
           <w:bCs/>
         </w:rPr>
-        <w:t xml:space="preserve">Clarifications I Need </w:t>
-      </w:r>
-      <w:proofErr w:type="gramStart"/>
-      <w:r>
-        <w:rPr>
-          <w:b/>
-          <w:bCs/>
-        </w:rPr>
-        <w:t>From</w:t>
-      </w:r>
-      <w:proofErr w:type="gramEnd"/>
-      <w:r>
-        <w:rPr>
-          <w:b/>
-          <w:bCs/>
-        </w:rPr>
-        <w:t xml:space="preserve"> You</w:t>
+        <w:t>Clarifications I Need From You</w:t>
       </w:r>
     </w:p>
     <w:p>
@@ -33703,15 +32545,7 @@
     </w:p>
     <w:p>
       <w:r>
-        <w:t xml:space="preserve">Once you answer these 5 questions </w:t>
-      </w:r>
-      <w:proofErr w:type="gramStart"/>
-      <w:r>
-        <w:t>I'll</w:t>
-      </w:r>
-      <w:proofErr w:type="gramEnd"/>
-      <w:r>
-        <w:t xml:space="preserve"> implement both features (edit/delete lock logic + print) together cleanly.</w:t>
+        <w:t>Once you answer these 5 questions I'll implement both features (edit/delete lock logic + print) together cleanly.</w:t>
       </w:r>
     </w:p>
     <w:p/>
@@ -33726,15 +32560,7 @@
     <w:p/>
     <w:p>
       <w:r>
-        <w:t xml:space="preserve">All done. </w:t>
-      </w:r>
-      <w:proofErr w:type="gramStart"/>
-      <w:r>
-        <w:t>Here's</w:t>
-      </w:r>
-      <w:proofErr w:type="gramEnd"/>
-      <w:r>
-        <w:t xml:space="preserve"> a summary of everything updated:</w:t>
+        <w:t>All done. Here's a summary of everything updated:</w:t>
       </w:r>
     </w:p>
     <w:p>
@@ -34329,23 +33155,7 @@
     <w:p>
       <w:r>
         <w:lastRenderedPageBreak/>
-        <w:t xml:space="preserve">Your friend </w:t>
-      </w:r>
-      <w:proofErr w:type="gramStart"/>
-      <w:r>
-        <w:t>can't</w:t>
-      </w:r>
-      <w:proofErr w:type="gramEnd"/>
-      <w:r>
-        <w:t xml:space="preserve"> access localhost — </w:t>
-      </w:r>
-      <w:proofErr w:type="gramStart"/>
-      <w:r>
-        <w:t>that's</w:t>
-      </w:r>
-      <w:proofErr w:type="gramEnd"/>
-      <w:r>
-        <w:t xml:space="preserve"> only your machine. Here are your free options, simplest first:</w:t>
+        <w:t>Your friend can't access localhost — that's only your machine. Here are your free options, simplest first:</w:t>
       </w:r>
     </w:p>
     <w:p>
@@ -34642,15 +33452,7 @@
         <w:t>Cloudflare Tunnel</w:t>
       </w:r>
       <w:r>
-        <w:t xml:space="preserve"> right now (2-minute setup, no Docker needed). For proper shared testing that </w:t>
-      </w:r>
-      <w:proofErr w:type="gramStart"/>
-      <w:r>
-        <w:t>doesn't</w:t>
-      </w:r>
-      <w:proofErr w:type="gramEnd"/>
-      <w:r>
-        <w:t xml:space="preserve"> require your PC to be on → Docker + Railway.</w:t>
+        <w:t xml:space="preserve"> right now (2-minute setup, no Docker needed). For proper shared testing that doesn't require your PC to be on → Docker + Railway.</w:t>
       </w:r>
     </w:p>
     <w:p>
@@ -34659,19 +33461,104 @@
       </w:r>
     </w:p>
     <w:p>
-      <w:pPr>
+      <w:r>
+        <w:lastRenderedPageBreak/>
+        <w:t xml:space="preserve">The build failed because </w:t>
+      </w:r>
+      <w:proofErr w:type="spellStart"/>
+      <w:r>
+        <w:t>React's</w:t>
+      </w:r>
+      <w:proofErr w:type="spellEnd"/>
+      <w:r>
+        <w:t xml:space="preserve"> CI mode treats </w:t>
+      </w:r>
+      <w:proofErr w:type="spellStart"/>
+      <w:r>
+        <w:t>ESLint</w:t>
+      </w:r>
+      <w:proofErr w:type="spellEnd"/>
+      <w:r>
+        <w:t xml:space="preserve"> warnings as errors. The quickest fix: set CI=false in the build command so warnings don't block the build.</w:t>
+      </w:r>
+      <w:r>
         <w:rPr>
           <w:vanish/>
         </w:rPr>
-      </w:pPr>
+        <w:t xml:space="preserve"> </w:t>
+      </w:r>
       <w:r>
         <w:rPr>
           <w:vanish/>
         </w:rPr>
-        <w:lastRenderedPageBreak/>
         <w:t>Top of Form</w:t>
       </w:r>
     </w:p>
+    <w:p/>
+    <w:p>
+      <w:pPr>
+        <w:rPr>
+          <w:vanish/>
+        </w:rPr>
+      </w:pPr>
+    </w:p>
+    <w:p>
+      <w:r>
+        <w:t xml:space="preserve">Pushed. Now go to Render → </w:t>
+      </w:r>
+      <w:proofErr w:type="spellStart"/>
+      <w:r>
+        <w:rPr>
+          <w:b/>
+          <w:bCs/>
+        </w:rPr>
+        <w:t>sasi-erp</w:t>
+      </w:r>
+      <w:proofErr w:type="spellEnd"/>
+      <w:r>
+        <w:t xml:space="preserve"> service → click </w:t>
+      </w:r>
+      <w:r>
+        <w:rPr>
+          <w:b/>
+          <w:bCs/>
+        </w:rPr>
+        <w:t>"Manual Deploy"</w:t>
+      </w:r>
+      <w:r>
+        <w:t xml:space="preserve"> → </w:t>
+      </w:r>
+      <w:r>
+        <w:rPr>
+          <w:b/>
+          <w:bCs/>
+        </w:rPr>
+        <w:t>"Deploy latest commit"</w:t>
+      </w:r>
+      <w:r>
+        <w:t>.</w:t>
+      </w:r>
+    </w:p>
+    <w:p>
+      <w:r>
+        <w:t xml:space="preserve">The build will pass this time. The </w:t>
+      </w:r>
+      <w:proofErr w:type="spellStart"/>
+      <w:r>
+        <w:t>ESLint</w:t>
+      </w:r>
+      <w:proofErr w:type="spellEnd"/>
+      <w:r>
+        <w:t xml:space="preserve"> warnings were just cosmetic — nothing broken in the code.</w:t>
+      </w:r>
+    </w:p>
+    <w:p/>
+    <w:p>
+      <w:r>
+        <w:t>Clear error: dashboard app has no urls.py. Let me check what's in it.</w:t>
+      </w:r>
+    </w:p>
+    <w:p/>
     <w:p/>
     <w:p/>
     <w:p/>
